--- a/manuscript/ESI manuscript supplement v13 2026.8.26_PJC.docx
+++ b/manuscript/ESI manuscript supplement v13 2026.8.26_PJC.docx
@@ -451,6 +451,122 @@
       </w:hyperlink>
     </w:p>
     <w:p/>
+    <w:p>
+      <w:pPr>
+        <w:pStyle w:val="Heading2"/>
+      </w:pPr>
+      <w:r>
+        <w:rPr>
+          <w:rFonts w:ascii="Arial" w:hAnsi="Arial"/>
+          <w:b w:val="0"/>
+          <w:i w:val="0"/>
+          <w:sz w:val="22"/>
+        </w:rPr>
+        <w:t>COPDGene files used</w:t>
+      </w:r>
+    </w:p>
+    <w:p>
+      <w:r>
+        <w:rPr>
+          <w:rFonts w:ascii="Arial" w:hAnsi="Arial"/>
+          <w:b w:val="0"/>
+          <w:i w:val="0"/>
+          <w:sz w:val="22"/>
+        </w:rPr>
+        <w:t>Analyses in this manuscript draw on the following COPDGene distribution files.</w:t>
+      </w:r>
+    </w:p>
+    <w:p>
+      <w:r>
+        <w:rPr>
+          <w:rFonts w:ascii="Arial" w:hAnsi="Arial"/>
+          <w:b/>
+          <w:i w:val="0"/>
+          <w:sz w:val="22"/>
+        </w:rPr>
+        <w:t>COPDGene_VitalStatus_SM_NS_Sep23.csv</w:t>
+      </w:r>
+      <w:r>
+        <w:rPr>
+          <w:rFonts w:ascii="Arial" w:hAnsi="Arial"/>
+          <w:b w:val="0"/>
+          <w:i w:val="0"/>
+          <w:sz w:val="22"/>
+        </w:rPr>
+        <w:t xml:space="preserve"> — vital status and follow-up time, used for all-cause mortality. Overall mortality was ascertained through longitudinal follow-up calls combined with Social Security Death Index searches.</w:t>
+      </w:r>
+    </w:p>
+    <w:p>
+      <w:r>
+        <w:rPr>
+          <w:rFonts w:ascii="Arial" w:hAnsi="Arial"/>
+          <w:b/>
+          <w:i w:val="0"/>
+          <w:sz w:val="22"/>
+        </w:rPr>
+        <w:t>COPDGene_Mort_COD_Adj.csv</w:t>
+      </w:r>
+      <w:r>
+        <w:rPr>
+          <w:rFonts w:ascii="Arial" w:hAnsi="Arial"/>
+          <w:b w:val="0"/>
+          <w:i w:val="0"/>
+          <w:sz w:val="22"/>
+        </w:rPr>
+        <w:t xml:space="preserve"> — adjudicated underlying cause of death, used for respiratory and cause-specific mortality. Causes were assigned by a pre-specified adjudication process applying a modified version of the Towards a Revolution in COPD Health (TORCH) criteria.</w:t>
+      </w:r>
+    </w:p>
+    <w:p>
+      <w:r>
+        <w:rPr>
+          <w:rFonts w:ascii="Arial" w:hAnsi="Arial"/>
+          <w:b/>
+          <w:i w:val="0"/>
+          <w:sz w:val="22"/>
+        </w:rPr>
+        <w:t>LFU_SidLevel_Comorbid_SM_30SEP21.txt</w:t>
+      </w:r>
+      <w:r>
+        <w:rPr>
+          <w:rFonts w:ascii="Arial" w:hAnsi="Arial"/>
+          <w:b w:val="0"/>
+          <w:i w:val="0"/>
+          <w:sz w:val="22"/>
+        </w:rPr>
+        <w:t xml:space="preserve"> — the COPDGene Longitudinal Follow-up (LFU) program dataset, used for prospective respiratory exacerbation counts and person-time at risk.</w:t>
+      </w:r>
+    </w:p>
+    <w:p>
+      <w:r>
+        <w:rPr>
+          <w:rFonts w:ascii="Arial" w:hAnsi="Arial"/>
+          <w:b/>
+          <w:i w:val="0"/>
+          <w:sz w:val="22"/>
+        </w:rPr>
+        <w:t>COPDGene_P1P2P3_SM_NS_Long_Sep24.csv</w:t>
+      </w:r>
+      <w:r>
+        <w:rPr>
+          <w:rFonts w:ascii="Arial" w:hAnsi="Arial"/>
+          <w:b w:val="0"/>
+          <w:i w:val="0"/>
+          <w:sz w:val="22"/>
+        </w:rPr>
+        <w:t xml:space="preserve"> — the main COPD phenotype file in long format, covering the first three study visits over approximately fifteen years, used for baseline characteristics and longitudinal FEV₁ decline.</w:t>
+      </w:r>
+    </w:p>
+    <w:p>
+      <w:r>
+        <w:rPr>
+          <w:rFonts w:ascii="Arial" w:hAnsi="Arial"/>
+          <w:b w:val="0"/>
+          <w:i w:val="0"/>
+          <w:sz w:val="22"/>
+        </w:rPr>
+        <w:t>Emphysema Severity Index values were computed from the COPDGene spirometric flow-volume curves as described in the main text.</w:t>
+      </w:r>
+    </w:p>
     <w:p>
       <w:pPr>
         <w:sectPr>
